--- a/Problem_Definition_Dataset_Report (1).docx
+++ b/Problem_Definition_Dataset_Report (1).docx
@@ -443,7 +443,7 @@
           <w:sz w:val="22"/>
           <w:szCs w:val="22"/>
         </w:rPr>
-        <w:t xml:space="preserve">It supports the small-labelled-data setting described in Section 4. Because only 46,564 of 203,769 transactions carry a licit/illicit label, a graph model can still exploit the full 234,355-edge structure — including edges that touch unlabelled nodes — while training and evaluating only on the labelled subset.</w:t>
+        <w:t xml:space="preserve">It supports the small-labelled-data setting described in Section 4. Because only 46,564 of 203,769 transactions carry a licit/illicit label, in this prototype the graph is pruned to the 36,624 edges that connect two labelled nodes; exploiting the full 234,355-edge structure — including edges that touch unlabelled nodes — while training and evaluating only on the labelled subset.</w:t>
       </w:r>
     </w:p>
     <w:p>
@@ -1575,7 +1575,7 @@
           <w:sz w:val="22"/>
           <w:szCs w:val="22"/>
         </w:rPr>
-        <w:t xml:space="preserve">Because of this, TraceNet reports precision, recall, and F1 for the illicit class specifically, and applies a weighted loss during training (a 9.2x penalty for misclassifying illicit transactions) so the model is not able to reach a high accuracy simply by defaulting to "licit".</w:t>
+        <w:t xml:space="preserve">Because of this, TraceNet reports precision, recall, and F1 for the illicit class specifically, and applies a weighted loss during training (a 9.25x penalty for misclassifying illicit transactions (42,019 licit ÷ 4,545 illicit = 9.245x)) so the model is not able to reach a high accuracy simply by defaulting to "licit".</w:t>
       </w:r>
     </w:p>
     <w:p>
